--- a/klagomål/A 55024-2025 FSC-klagomål.docx
+++ b/klagomål/A 55024-2025 FSC-klagomål.docx
@@ -664,7 +664,7 @@
     <w:r>
       <w:tab/>
       <w:tab/>
-      <w:t>2025-11-07</w:t>
+      <w:t>2025-11-08</w:t>
       <w:br/>
       <w:br/>
     </w:r>

--- a/klagomål/A 55024-2025 FSC-klagomål.docx
+++ b/klagomål/A 55024-2025 FSC-klagomål.docx
@@ -664,7 +664,7 @@
     <w:r>
       <w:tab/>
       <w:tab/>
-      <w:t>2025-11-08</w:t>
+      <w:t>2025-11-09</w:t>
       <w:br/>
       <w:br/>
     </w:r>

--- a/klagomål/A 55024-2025 FSC-klagomål.docx
+++ b/klagomål/A 55024-2025 FSC-klagomål.docx
@@ -664,7 +664,7 @@
     <w:r>
       <w:tab/>
       <w:tab/>
-      <w:t>2025-11-09</w:t>
+      <w:t>2025-11-10</w:t>
       <w:br/>
       <w:br/>
     </w:r>

--- a/klagomål/A 55024-2025 FSC-klagomål.docx
+++ b/klagomål/A 55024-2025 FSC-klagomål.docx
@@ -664,7 +664,7 @@
     <w:r>
       <w:tab/>
       <w:tab/>
-      <w:t>2025-11-10</w:t>
+      <w:t>2025-11-11</w:t>
       <w:br/>
       <w:br/>
     </w:r>

--- a/klagomål/A 55024-2025 FSC-klagomål.docx
+++ b/klagomål/A 55024-2025 FSC-klagomål.docx
@@ -664,7 +664,7 @@
     <w:r>
       <w:tab/>
       <w:tab/>
-      <w:t>2025-11-11</w:t>
+      <w:t>2025-11-12</w:t>
       <w:br/>
       <w:br/>
     </w:r>

--- a/klagomål/A 55024-2025 FSC-klagomål.docx
+++ b/klagomål/A 55024-2025 FSC-klagomål.docx
@@ -664,7 +664,7 @@
     <w:r>
       <w:tab/>
       <w:tab/>
-      <w:t>2025-11-12</w:t>
+      <w:t>2025-11-13</w:t>
       <w:br/>
       <w:br/>
     </w:r>

--- a/klagomål/A 55024-2025 FSC-klagomål.docx
+++ b/klagomål/A 55024-2025 FSC-klagomål.docx
@@ -664,7 +664,7 @@
     <w:r>
       <w:tab/>
       <w:tab/>
-      <w:t>2025-11-13</w:t>
+      <w:t>2025-11-14</w:t>
       <w:br/>
       <w:br/>
     </w:r>

--- a/klagomål/A 55024-2025 FSC-klagomål.docx
+++ b/klagomål/A 55024-2025 FSC-klagomål.docx
@@ -664,7 +664,7 @@
     <w:r>
       <w:tab/>
       <w:tab/>
-      <w:t>2025-11-14</w:t>
+      <w:t>2025-11-15</w:t>
       <w:br/>
       <w:br/>
     </w:r>

--- a/klagomål/A 55024-2025 FSC-klagomål.docx
+++ b/klagomål/A 55024-2025 FSC-klagomål.docx
@@ -664,7 +664,7 @@
     <w:r>
       <w:tab/>
       <w:tab/>
-      <w:t>2025-11-15</w:t>
+      <w:t>2025-11-20</w:t>
       <w:br/>
       <w:br/>
     </w:r>

--- a/klagomål/A 55024-2025 FSC-klagomål.docx
+++ b/klagomål/A 55024-2025 FSC-klagomål.docx
@@ -664,7 +664,7 @@
     <w:r>
       <w:tab/>
       <w:tab/>
-      <w:t>2025-11-20</w:t>
+      <w:t>2025-11-21</w:t>
       <w:br/>
       <w:br/>
     </w:r>

--- a/klagomål/A 55024-2025 FSC-klagomål.docx
+++ b/klagomål/A 55024-2025 FSC-klagomål.docx
@@ -664,7 +664,7 @@
     <w:r>
       <w:tab/>
       <w:tab/>
-      <w:t>2025-11-21</w:t>
+      <w:t>2025-11-22</w:t>
       <w:br/>
       <w:br/>
     </w:r>

--- a/klagomål/A 55024-2025 FSC-klagomål.docx
+++ b/klagomål/A 55024-2025 FSC-klagomål.docx
@@ -664,7 +664,7 @@
     <w:r>
       <w:tab/>
       <w:tab/>
-      <w:t>2025-11-22</w:t>
+      <w:t>2025-11-23</w:t>
       <w:br/>
       <w:br/>
     </w:r>

--- a/klagomål/A 55024-2025 FSC-klagomål.docx
+++ b/klagomål/A 55024-2025 FSC-klagomål.docx
@@ -664,7 +664,7 @@
     <w:r>
       <w:tab/>
       <w:tab/>
-      <w:t>2025-11-23</w:t>
+      <w:t>2025-11-24</w:t>
       <w:br/>
       <w:br/>
     </w:r>

--- a/klagomål/A 55024-2025 FSC-klagomål.docx
+++ b/klagomål/A 55024-2025 FSC-klagomål.docx
@@ -664,7 +664,7 @@
     <w:r>
       <w:tab/>
       <w:tab/>
-      <w:t>2025-11-24</w:t>
+      <w:t>2025-11-25</w:t>
       <w:br/>
       <w:br/>
     </w:r>

--- a/klagomål/A 55024-2025 FSC-klagomål.docx
+++ b/klagomål/A 55024-2025 FSC-klagomål.docx
@@ -664,7 +664,7 @@
     <w:r>
       <w:tab/>
       <w:tab/>
-      <w:t>2025-11-25</w:t>
+      <w:t>2025-11-26</w:t>
       <w:br/>
       <w:br/>
     </w:r>

--- a/klagomål/A 55024-2025 FSC-klagomål.docx
+++ b/klagomål/A 55024-2025 FSC-klagomål.docx
@@ -664,7 +664,7 @@
     <w:r>
       <w:tab/>
       <w:tab/>
-      <w:t>2025-11-26</w:t>
+      <w:t>2025-11-27</w:t>
       <w:br/>
       <w:br/>
     </w:r>

--- a/klagomål/A 55024-2025 FSC-klagomål.docx
+++ b/klagomål/A 55024-2025 FSC-klagomål.docx
@@ -664,7 +664,7 @@
     <w:r>
       <w:tab/>
       <w:tab/>
-      <w:t>2025-11-27</w:t>
+      <w:t>2025-11-28</w:t>
       <w:br/>
       <w:br/>
     </w:r>

--- a/klagomål/A 55024-2025 FSC-klagomål.docx
+++ b/klagomål/A 55024-2025 FSC-klagomål.docx
@@ -664,7 +664,7 @@
     <w:r>
       <w:tab/>
       <w:tab/>
-      <w:t>2025-11-28</w:t>
+      <w:t>2025-11-29</w:t>
       <w:br/>
       <w:br/>
     </w:r>

--- a/klagomål/A 55024-2025 FSC-klagomål.docx
+++ b/klagomål/A 55024-2025 FSC-klagomål.docx
@@ -664,7 +664,7 @@
     <w:r>
       <w:tab/>
       <w:tab/>
-      <w:t>2025-11-29</w:t>
+      <w:t>2025-11-30</w:t>
       <w:br/>
       <w:br/>
     </w:r>

--- a/klagomål/A 55024-2025 FSC-klagomål.docx
+++ b/klagomål/A 55024-2025 FSC-klagomål.docx
@@ -664,7 +664,7 @@
     <w:r>
       <w:tab/>
       <w:tab/>
-      <w:t>2025-11-30</w:t>
+      <w:t>2025-12-01</w:t>
       <w:br/>
       <w:br/>
     </w:r>

--- a/klagomål/A 55024-2025 FSC-klagomål.docx
+++ b/klagomål/A 55024-2025 FSC-klagomål.docx
@@ -664,7 +664,7 @@
     <w:r>
       <w:tab/>
       <w:tab/>
-      <w:t>2025-12-01</w:t>
+      <w:t>2025-12-02</w:t>
       <w:br/>
       <w:br/>
     </w:r>

--- a/klagomål/A 55024-2025 FSC-klagomål.docx
+++ b/klagomål/A 55024-2025 FSC-klagomål.docx
@@ -664,7 +664,7 @@
     <w:r>
       <w:tab/>
       <w:tab/>
-      <w:t>2025-12-02</w:t>
+      <w:t>2025-12-03</w:t>
       <w:br/>
       <w:br/>
     </w:r>

--- a/klagomål/A 55024-2025 FSC-klagomål.docx
+++ b/klagomål/A 55024-2025 FSC-klagomål.docx
@@ -664,7 +664,7 @@
     <w:r>
       <w:tab/>
       <w:tab/>
-      <w:t>2025-12-03</w:t>
+      <w:t>2025-12-04</w:t>
       <w:br/>
       <w:br/>
     </w:r>

--- a/klagomål/A 55024-2025 FSC-klagomål.docx
+++ b/klagomål/A 55024-2025 FSC-klagomål.docx
@@ -664,7 +664,7 @@
     <w:r>
       <w:tab/>
       <w:tab/>
-      <w:t>2025-12-04</w:t>
+      <w:t>2025-12-05</w:t>
       <w:br/>
       <w:br/>
     </w:r>

--- a/klagomål/A 55024-2025 FSC-klagomål.docx
+++ b/klagomål/A 55024-2025 FSC-klagomål.docx
@@ -664,7 +664,7 @@
     <w:r>
       <w:tab/>
       <w:tab/>
-      <w:t>2025-12-05</w:t>
+      <w:t>2025-12-06</w:t>
       <w:br/>
       <w:br/>
     </w:r>

--- a/klagomål/A 55024-2025 FSC-klagomål.docx
+++ b/klagomål/A 55024-2025 FSC-klagomål.docx
@@ -664,7 +664,7 @@
     <w:r>
       <w:tab/>
       <w:tab/>
-      <w:t>2025-12-06</w:t>
+      <w:t>2025-12-07</w:t>
       <w:br/>
       <w:br/>
     </w:r>

--- a/klagomål/A 55024-2025 FSC-klagomål.docx
+++ b/klagomål/A 55024-2025 FSC-klagomål.docx
@@ -664,7 +664,7 @@
     <w:r>
       <w:tab/>
       <w:tab/>
-      <w:t>2025-12-07</w:t>
+      <w:t>2025-12-08</w:t>
       <w:br/>
       <w:br/>
     </w:r>

--- a/klagomål/A 55024-2025 FSC-klagomål.docx
+++ b/klagomål/A 55024-2025 FSC-klagomål.docx
@@ -664,7 +664,7 @@
     <w:r>
       <w:tab/>
       <w:tab/>
-      <w:t>2025-12-08</w:t>
+      <w:t>2025-12-09</w:t>
       <w:br/>
       <w:br/>
     </w:r>

--- a/klagomål/A 55024-2025 FSC-klagomål.docx
+++ b/klagomål/A 55024-2025 FSC-klagomål.docx
@@ -664,7 +664,7 @@
     <w:r>
       <w:tab/>
       <w:tab/>
-      <w:t>2025-12-09</w:t>
+      <w:t>2025-12-10</w:t>
       <w:br/>
       <w:br/>
     </w:r>

--- a/klagomål/A 55024-2025 FSC-klagomål.docx
+++ b/klagomål/A 55024-2025 FSC-klagomål.docx
@@ -664,7 +664,7 @@
     <w:r>
       <w:tab/>
       <w:tab/>
-      <w:t>2025-12-10</w:t>
+      <w:t>2025-12-11</w:t>
       <w:br/>
       <w:br/>
     </w:r>

--- a/klagomål/A 55024-2025 FSC-klagomål.docx
+++ b/klagomål/A 55024-2025 FSC-klagomål.docx
@@ -664,7 +664,7 @@
     <w:r>
       <w:tab/>
       <w:tab/>
-      <w:t>2025-12-11</w:t>
+      <w:t>2025-12-12</w:t>
       <w:br/>
       <w:br/>
     </w:r>

--- a/klagomål/A 55024-2025 FSC-klagomål.docx
+++ b/klagomål/A 55024-2025 FSC-klagomål.docx
@@ -664,7 +664,7 @@
     <w:r>
       <w:tab/>
       <w:tab/>
-      <w:t>2025-12-12</w:t>
+      <w:t>2025-12-13</w:t>
       <w:br/>
       <w:br/>
     </w:r>

--- a/klagomål/A 55024-2025 FSC-klagomål.docx
+++ b/klagomål/A 55024-2025 FSC-klagomål.docx
@@ -664,7 +664,7 @@
     <w:r>
       <w:tab/>
       <w:tab/>
-      <w:t>2025-12-19</w:t>
+      <w:t>2025-12-20</w:t>
       <w:br/>
       <w:br/>
     </w:r>

--- a/klagomål/A 55024-2025 FSC-klagomål.docx
+++ b/klagomål/A 55024-2025 FSC-klagomål.docx
@@ -664,7 +664,7 @@
     <w:r>
       <w:tab/>
       <w:tab/>
-      <w:t>2025-12-20</w:t>
+      <w:t>2025-12-21</w:t>
       <w:br/>
       <w:br/>
     </w:r>

--- a/klagomål/A 55024-2025 FSC-klagomål.docx
+++ b/klagomål/A 55024-2025 FSC-klagomål.docx
@@ -664,7 +664,7 @@
     <w:r>
       <w:tab/>
       <w:tab/>
-      <w:t>2025-12-21</w:t>
+      <w:t>2025-12-22</w:t>
       <w:br/>
       <w:br/>
     </w:r>

--- a/klagomål/A 55024-2025 FSC-klagomål.docx
+++ b/klagomål/A 55024-2025 FSC-klagomål.docx
@@ -664,7 +664,7 @@
     <w:r>
       <w:tab/>
       <w:tab/>
-      <w:t>2025-12-22</w:t>
+      <w:t>2025-12-26</w:t>
       <w:br/>
       <w:br/>
     </w:r>

--- a/klagomål/A 55024-2025 FSC-klagomål.docx
+++ b/klagomål/A 55024-2025 FSC-klagomål.docx
@@ -664,7 +664,7 @@
     <w:r>
       <w:tab/>
       <w:tab/>
-      <w:t>2025-12-26</w:t>
+      <w:t>2025-12-28</w:t>
       <w:br/>
       <w:br/>
     </w:r>

--- a/klagomål/A 55024-2025 FSC-klagomål.docx
+++ b/klagomål/A 55024-2025 FSC-klagomål.docx
@@ -664,7 +664,7 @@
     <w:r>
       <w:tab/>
       <w:tab/>
-      <w:t>2025-12-28</w:t>
+      <w:t>2025-12-29</w:t>
       <w:br/>
       <w:br/>
     </w:r>

--- a/klagomål/A 55024-2025 FSC-klagomål.docx
+++ b/klagomål/A 55024-2025 FSC-klagomål.docx
@@ -664,7 +664,7 @@
     <w:r>
       <w:tab/>
       <w:tab/>
-      <w:t>2025-12-29</w:t>
+      <w:t>2025-12-30</w:t>
       <w:br/>
       <w:br/>
     </w:r>

--- a/klagomål/A 55024-2025 FSC-klagomål.docx
+++ b/klagomål/A 55024-2025 FSC-klagomål.docx
@@ -664,7 +664,7 @@
     <w:r>
       <w:tab/>
       <w:tab/>
-      <w:t>2025-12-30</w:t>
+      <w:t>2025-12-31</w:t>
       <w:br/>
       <w:br/>
     </w:r>

--- a/klagomål/A 55024-2025 FSC-klagomål.docx
+++ b/klagomål/A 55024-2025 FSC-klagomål.docx
@@ -664,7 +664,7 @@
     <w:r>
       <w:tab/>
       <w:tab/>
-      <w:t>2025-12-31</w:t>
+      <w:t>2026-01-03</w:t>
       <w:br/>
       <w:br/>
     </w:r>

--- a/klagomål/A 55024-2025 FSC-klagomål.docx
+++ b/klagomål/A 55024-2025 FSC-klagomål.docx
@@ -664,7 +664,7 @@
     <w:r>
       <w:tab/>
       <w:tab/>
-      <w:t>2026-01-07</w:t>
+      <w:t>2026-01-08</w:t>
       <w:br/>
       <w:br/>
     </w:r>

--- a/klagomål/A 55024-2025 FSC-klagomål.docx
+++ b/klagomål/A 55024-2025 FSC-klagomål.docx
@@ -664,7 +664,7 @@
     <w:r>
       <w:tab/>
       <w:tab/>
-      <w:t>2026-01-08</w:t>
+      <w:t>2026-01-09</w:t>
       <w:br/>
       <w:br/>
     </w:r>

--- a/klagomål/A 55024-2025 FSC-klagomål.docx
+++ b/klagomål/A 55024-2025 FSC-klagomål.docx
@@ -664,7 +664,7 @@
     <w:r>
       <w:tab/>
       <w:tab/>
-      <w:t>2026-01-09</w:t>
+      <w:t>2026-01-10</w:t>
       <w:br/>
       <w:br/>
     </w:r>

--- a/klagomål/A 55024-2025 FSC-klagomål.docx
+++ b/klagomål/A 55024-2025 FSC-klagomål.docx
@@ -664,7 +664,7 @@
     <w:r>
       <w:tab/>
       <w:tab/>
-      <w:t>2026-01-10</w:t>
+      <w:t>2026-01-11</w:t>
       <w:br/>
       <w:br/>
     </w:r>

--- a/klagomål/A 55024-2025 FSC-klagomål.docx
+++ b/klagomål/A 55024-2025 FSC-klagomål.docx
@@ -664,7 +664,7 @@
     <w:r>
       <w:tab/>
       <w:tab/>
-      <w:t>2026-01-11</w:t>
+      <w:t>2026-01-12</w:t>
       <w:br/>
       <w:br/>
     </w:r>

--- a/klagomål/A 55024-2025 FSC-klagomål.docx
+++ b/klagomål/A 55024-2025 FSC-klagomål.docx
@@ -664,7 +664,7 @@
     <w:r>
       <w:tab/>
       <w:tab/>
-      <w:t>2026-01-12</w:t>
+      <w:t>2026-01-13</w:t>
       <w:br/>
       <w:br/>
     </w:r>

--- a/klagomål/A 55024-2025 FSC-klagomål.docx
+++ b/klagomål/A 55024-2025 FSC-klagomål.docx
@@ -664,7 +664,7 @@
     <w:r>
       <w:tab/>
       <w:tab/>
-      <w:t>2026-01-13</w:t>
+      <w:t>2026-01-14</w:t>
       <w:br/>
       <w:br/>
     </w:r>

--- a/klagomål/A 55024-2025 FSC-klagomål.docx
+++ b/klagomål/A 55024-2025 FSC-klagomål.docx
@@ -664,7 +664,7 @@
     <w:r>
       <w:tab/>
       <w:tab/>
-      <w:t>2026-01-14</w:t>
+      <w:t>2026-01-15</w:t>
       <w:br/>
       <w:br/>
     </w:r>

--- a/klagomål/A 55024-2025 FSC-klagomål.docx
+++ b/klagomål/A 55024-2025 FSC-klagomål.docx
@@ -664,7 +664,7 @@
     <w:r>
       <w:tab/>
       <w:tab/>
-      <w:t>2026-01-15</w:t>
+      <w:t>2026-01-16</w:t>
       <w:br/>
       <w:br/>
     </w:r>

--- a/klagomål/A 55024-2025 FSC-klagomål.docx
+++ b/klagomål/A 55024-2025 FSC-klagomål.docx
@@ -664,7 +664,7 @@
     <w:r>
       <w:tab/>
       <w:tab/>
-      <w:t>2026-01-16</w:t>
+      <w:t>2026-01-17</w:t>
       <w:br/>
       <w:br/>
     </w:r>

--- a/klagomål/A 55024-2025 FSC-klagomål.docx
+++ b/klagomål/A 55024-2025 FSC-klagomål.docx
@@ -664,7 +664,7 @@
     <w:r>
       <w:tab/>
       <w:tab/>
-      <w:t>2026-01-17</w:t>
+      <w:t>2026-01-18</w:t>
       <w:br/>
       <w:br/>
     </w:r>

--- a/klagomål/A 55024-2025 FSC-klagomål.docx
+++ b/klagomål/A 55024-2025 FSC-klagomål.docx
@@ -664,7 +664,7 @@
     <w:r>
       <w:tab/>
       <w:tab/>
-      <w:t>2026-01-18</w:t>
+      <w:t>2026-01-19</w:t>
       <w:br/>
       <w:br/>
     </w:r>

--- a/klagomål/A 55024-2025 FSC-klagomål.docx
+++ b/klagomål/A 55024-2025 FSC-klagomål.docx
@@ -664,7 +664,7 @@
     <w:r>
       <w:tab/>
       <w:tab/>
-      <w:t>2026-01-19</w:t>
+      <w:t>2026-01-20</w:t>
       <w:br/>
       <w:br/>
     </w:r>

--- a/klagomål/A 55024-2025 FSC-klagomål.docx
+++ b/klagomål/A 55024-2025 FSC-klagomål.docx
@@ -664,7 +664,7 @@
     <w:r>
       <w:tab/>
       <w:tab/>
-      <w:t>2026-01-20</w:t>
+      <w:t>2026-01-21</w:t>
       <w:br/>
       <w:br/>
     </w:r>

--- a/klagomål/A 55024-2025 FSC-klagomål.docx
+++ b/klagomål/A 55024-2025 FSC-klagomål.docx
@@ -664,7 +664,7 @@
     <w:r>
       <w:tab/>
       <w:tab/>
-      <w:t>2026-01-21</w:t>
+      <w:t>2026-01-23</w:t>
       <w:br/>
       <w:br/>
     </w:r>

--- a/klagomål/A 55024-2025 FSC-klagomål.docx
+++ b/klagomål/A 55024-2025 FSC-klagomål.docx
@@ -664,7 +664,7 @@
     <w:r>
       <w:tab/>
       <w:tab/>
-      <w:t>2026-01-23</w:t>
+      <w:t>2026-01-24</w:t>
       <w:br/>
       <w:br/>
     </w:r>

--- a/klagomål/A 55024-2025 FSC-klagomål.docx
+++ b/klagomål/A 55024-2025 FSC-klagomål.docx
@@ -664,7 +664,7 @@
     <w:r>
       <w:tab/>
       <w:tab/>
-      <w:t>2026-01-24</w:t>
+      <w:t>2026-01-25</w:t>
       <w:br/>
       <w:br/>
     </w:r>

--- a/klagomål/A 55024-2025 FSC-klagomål.docx
+++ b/klagomål/A 55024-2025 FSC-klagomål.docx
@@ -664,7 +664,7 @@
     <w:r>
       <w:tab/>
       <w:tab/>
-      <w:t>2026-01-25</w:t>
+      <w:t>2026-01-26</w:t>
       <w:br/>
       <w:br/>
     </w:r>

--- a/klagomål/A 55024-2025 FSC-klagomål.docx
+++ b/klagomål/A 55024-2025 FSC-klagomål.docx
@@ -664,7 +664,7 @@
     <w:r>
       <w:tab/>
       <w:tab/>
-      <w:t>2026-01-26</w:t>
+      <w:t>2026-01-27</w:t>
       <w:br/>
       <w:br/>
     </w:r>

--- a/klagomål/A 55024-2025 FSC-klagomål.docx
+++ b/klagomål/A 55024-2025 FSC-klagomål.docx
@@ -664,7 +664,7 @@
     <w:r>
       <w:tab/>
       <w:tab/>
-      <w:t>2026-01-27</w:t>
+      <w:t>2026-01-28</w:t>
       <w:br/>
       <w:br/>
     </w:r>

--- a/klagomål/A 55024-2025 FSC-klagomål.docx
+++ b/klagomål/A 55024-2025 FSC-klagomål.docx
@@ -112,7 +112,7 @@
         <w:pStyle w:val="ListBullet"/>
       </w:pPr>
       <w:r>
-        <w:t>Om ett ombud (tex Norra skog eller Mellanskog) avverkningsanmäler en skog med naturvärden motsvarande nyckelbiotops kvalité men markägaren inte är FSC certifierad, bör du skicka in ett FSC kontrollerat virke klagomål. Då ska klagomålet skickas till ombudsföretaget.</w:t>
+        <w:t>Om ett ombud (tex Norra skog eller Mellanskog) avverkningsanmäler en skog med naturvärden motsvarande nyckelbiotops kvalitet men markägaren inte är FSC certifierad, bör du skicka in ett FSC kontrollerat virke klagomål. Då ska klagomålet skickas till ombudsföretaget.</w:t>
       </w:r>
     </w:p>
     <w:p>
@@ -257,6 +257,55 @@
     <w:p>
       <w:r>
         <w:t>Följande fridlysta arter har sina livsmiljöer och växtplatser i den avverkningsanmälda skogen: plattlummer (S, §9), mattlummer (§9) och revlummer (§9).</w:t>
+      </w:r>
+    </w:p>
+    <w:p>
+      <w:r>
+        <w:rPr>
+          <w:b/>
+        </w:rPr>
+        <w:t>Mattlummer (§9)</w:t>
+      </w:r>
+      <w:r>
+        <w:t xml:space="preserve"> är typisk art för </w:t>
+      </w:r>
+      <w:r>
+        <w:rPr>
+          <w:i/>
+        </w:rPr>
+        <w:t xml:space="preserve">9010 Taiga </w:t>
+      </w:r>
+      <w:r>
+        <w:t>(SLU Artdatabanken, 2025).</w:t>
+      </w:r>
+    </w:p>
+    <w:p>
+      <w:r>
+        <w:rPr>
+          <w:b/>
+        </w:rPr>
+        <w:t>Plattlummer (§9)</w:t>
+      </w:r>
+      <w:r>
+        <w:t xml:space="preserve"> växer främst i ljusöppna sandtallskogar eller annan gles, torr och brandpräglad hedbarrskog. Den är mest frekvent i olika typer av naturskogar och kontinuitetsskogar och missgynnas markant av slutavverkning och maskinell markberedning. Söder ut i landet förekommer de närstående arterna cypresslummer (VU, §8) och mellanlummer (VU, §9), vilka båda omfattas av EU:s art- och habitatdirektiv. Plattlummer är typisk art för </w:t>
+      </w:r>
+      <w:r>
+        <w:rPr>
+          <w:i/>
+        </w:rPr>
+        <w:t xml:space="preserve">9010 Taiga </w:t>
+      </w:r>
+      <w:r>
+        <w:t>och</w:t>
+      </w:r>
+      <w:r>
+        <w:rPr>
+          <w:i/>
+        </w:rPr>
+        <w:t xml:space="preserve"> 2320 Rissandhedar </w:t>
+      </w:r>
+      <w:r>
+        <w:t>(Nitare &amp; Skogsstyrelsen, 2019; SLU Artdatabanken, 2025).</w:t>
       </w:r>
     </w:p>
     <w:p>
@@ -664,7 +713,7 @@
     <w:r>
       <w:tab/>
       <w:tab/>
-      <w:t>2026-01-28</w:t>
+      <w:t>2026-01-29</w:t>
       <w:br/>
       <w:br/>
     </w:r>

--- a/klagomål/A 55024-2025 FSC-klagomål.docx
+++ b/klagomål/A 55024-2025 FSC-klagomål.docx
@@ -713,7 +713,7 @@
     <w:r>
       <w:tab/>
       <w:tab/>
-      <w:t>2026-01-29</w:t>
+      <w:t>2026-01-30</w:t>
       <w:br/>
       <w:br/>
     </w:r>

--- a/klagomål/A 55024-2025 FSC-klagomål.docx
+++ b/klagomål/A 55024-2025 FSC-klagomål.docx
@@ -713,7 +713,7 @@
     <w:r>
       <w:tab/>
       <w:tab/>
-      <w:t>2026-01-30</w:t>
+      <w:t>2026-01-31</w:t>
       <w:br/>
       <w:br/>
     </w:r>

--- a/klagomål/A 55024-2025 FSC-klagomål.docx
+++ b/klagomål/A 55024-2025 FSC-klagomål.docx
@@ -713,7 +713,7 @@
     <w:r>
       <w:tab/>
       <w:tab/>
-      <w:t>2026-03-01</w:t>
+      <w:t>2026-03-02</w:t>
       <w:br/>
       <w:br/>
     </w:r>

--- a/klagomål/A 55024-2025 FSC-klagomål.docx
+++ b/klagomål/A 55024-2025 FSC-klagomål.docx
@@ -713,7 +713,7 @@
     <w:r>
       <w:tab/>
       <w:tab/>
-      <w:t>2026-03-02</w:t>
+      <w:t>2026-03-03</w:t>
       <w:br/>
       <w:br/>
     </w:r>

--- a/klagomål/A 55024-2025 FSC-klagomål.docx
+++ b/klagomål/A 55024-2025 FSC-klagomål.docx
@@ -713,7 +713,7 @@
     <w:r>
       <w:tab/>
       <w:tab/>
-      <w:t>2026-03-03</w:t>
+      <w:t>2026-03-04</w:t>
       <w:br/>
       <w:br/>
     </w:r>

--- a/klagomål/A 55024-2025 FSC-klagomål.docx
+++ b/klagomål/A 55024-2025 FSC-klagomål.docx
@@ -713,7 +713,7 @@
     <w:r>
       <w:tab/>
       <w:tab/>
-      <w:t>2026-03-04</w:t>
+      <w:t>2026-03-05</w:t>
       <w:br/>
       <w:br/>
     </w:r>

--- a/klagomål/A 55024-2025 FSC-klagomål.docx
+++ b/klagomål/A 55024-2025 FSC-klagomål.docx
@@ -713,7 +713,7 @@
     <w:r>
       <w:tab/>
       <w:tab/>
-      <w:t>2026-03-05</w:t>
+      <w:t>2026-03-06</w:t>
       <w:br/>
       <w:br/>
     </w:r>

--- a/klagomål/A 55024-2025 FSC-klagomål.docx
+++ b/klagomål/A 55024-2025 FSC-klagomål.docx
@@ -713,7 +713,7 @@
     <w:r>
       <w:tab/>
       <w:tab/>
-      <w:t>2026-03-06</w:t>
+      <w:t>2026-03-07</w:t>
       <w:br/>
       <w:br/>
     </w:r>

--- a/klagomål/A 55024-2025 FSC-klagomål.docx
+++ b/klagomål/A 55024-2025 FSC-klagomål.docx
@@ -713,7 +713,7 @@
     <w:r>
       <w:tab/>
       <w:tab/>
-      <w:t>2026-03-07</w:t>
+      <w:t>2026-03-08</w:t>
       <w:br/>
       <w:br/>
     </w:r>

--- a/klagomål/A 55024-2025 FSC-klagomål.docx
+++ b/klagomål/A 55024-2025 FSC-klagomål.docx
@@ -713,7 +713,7 @@
     <w:r>
       <w:tab/>
       <w:tab/>
-      <w:t>2026-03-08</w:t>
+      <w:t>2026-03-09</w:t>
       <w:br/>
       <w:br/>
     </w:r>

--- a/klagomål/A 55024-2025 FSC-klagomål.docx
+++ b/klagomål/A 55024-2025 FSC-klagomål.docx
@@ -713,7 +713,7 @@
     <w:r>
       <w:tab/>
       <w:tab/>
-      <w:t>2026-03-09</w:t>
+      <w:t>2026-03-10</w:t>
       <w:br/>
       <w:br/>
     </w:r>

--- a/klagomål/A 55024-2025 FSC-klagomål.docx
+++ b/klagomål/A 55024-2025 FSC-klagomål.docx
@@ -713,7 +713,7 @@
     <w:r>
       <w:tab/>
       <w:tab/>
-      <w:t>2026-03-10</w:t>
+      <w:t>2026-03-11</w:t>
       <w:br/>
       <w:br/>
     </w:r>

--- a/klagomål/A 55024-2025 FSC-klagomål.docx
+++ b/klagomål/A 55024-2025 FSC-klagomål.docx
@@ -713,7 +713,7 @@
     <w:r>
       <w:tab/>
       <w:tab/>
-      <w:t>2026-03-11</w:t>
+      <w:t>2026-03-12</w:t>
       <w:br/>
       <w:br/>
     </w:r>

--- a/klagomål/A 55024-2025 FSC-klagomål.docx
+++ b/klagomål/A 55024-2025 FSC-klagomål.docx
@@ -713,7 +713,7 @@
     <w:r>
       <w:tab/>
       <w:tab/>
-      <w:t>2026-03-12</w:t>
+      <w:t>2026-03-13</w:t>
       <w:br/>
       <w:br/>
     </w:r>

--- a/klagomål/A 55024-2025 FSC-klagomål.docx
+++ b/klagomål/A 55024-2025 FSC-klagomål.docx
@@ -713,7 +713,7 @@
     <w:r>
       <w:tab/>
       <w:tab/>
-      <w:t>2026-03-13</w:t>
+      <w:t>2026-03-16</w:t>
       <w:br/>
       <w:br/>
     </w:r>

--- a/klagomål/A 55024-2025 FSC-klagomål.docx
+++ b/klagomål/A 55024-2025 FSC-klagomål.docx
@@ -713,7 +713,7 @@
     <w:r>
       <w:tab/>
       <w:tab/>
-      <w:t>2026-03-16</w:t>
+      <w:t>2026-03-17</w:t>
       <w:br/>
       <w:br/>
     </w:r>

--- a/klagomål/A 55024-2025 FSC-klagomål.docx
+++ b/klagomål/A 55024-2025 FSC-klagomål.docx
@@ -713,7 +713,7 @@
     <w:r>
       <w:tab/>
       <w:tab/>
-      <w:t>2026-03-17</w:t>
+      <w:t>2026-03-18</w:t>
       <w:br/>
       <w:br/>
     </w:r>

--- a/klagomål/A 55024-2025 FSC-klagomål.docx
+++ b/klagomål/A 55024-2025 FSC-klagomål.docx
@@ -713,7 +713,7 @@
     <w:r>
       <w:tab/>
       <w:tab/>
-      <w:t>2026-03-18</w:t>
+      <w:t>2026-03-19</w:t>
       <w:br/>
       <w:br/>
     </w:r>

--- a/klagomål/A 55024-2025 FSC-klagomål.docx
+++ b/klagomål/A 55024-2025 FSC-klagomål.docx
@@ -713,7 +713,7 @@
     <w:r>
       <w:tab/>
       <w:tab/>
-      <w:t>2026-03-19</w:t>
+      <w:t>2026-03-20</w:t>
       <w:br/>
       <w:br/>
     </w:r>

--- a/klagomål/A 55024-2025 FSC-klagomål.docx
+++ b/klagomål/A 55024-2025 FSC-klagomål.docx
@@ -713,7 +713,7 @@
     <w:r>
       <w:tab/>
       <w:tab/>
-      <w:t>2026-03-20</w:t>
+      <w:t>2026-03-21</w:t>
       <w:br/>
       <w:br/>
     </w:r>

--- a/klagomål/A 55024-2025 FSC-klagomål.docx
+++ b/klagomål/A 55024-2025 FSC-klagomål.docx
@@ -713,7 +713,7 @@
     <w:r>
       <w:tab/>
       <w:tab/>
-      <w:t>2026-03-21</w:t>
+      <w:t>2026-03-22</w:t>
       <w:br/>
       <w:br/>
     </w:r>

--- a/klagomål/A 55024-2025 FSC-klagomål.docx
+++ b/klagomål/A 55024-2025 FSC-klagomål.docx
@@ -713,7 +713,7 @@
     <w:r>
       <w:tab/>
       <w:tab/>
-      <w:t>2026-03-22</w:t>
+      <w:t>2026-03-23</w:t>
       <w:br/>
       <w:br/>
     </w:r>

--- a/klagomål/A 55024-2025 FSC-klagomål.docx
+++ b/klagomål/A 55024-2025 FSC-klagomål.docx
@@ -713,7 +713,7 @@
     <w:r>
       <w:tab/>
       <w:tab/>
-      <w:t>2026-03-23</w:t>
+      <w:t>2026-03-24</w:t>
       <w:br/>
       <w:br/>
     </w:r>

--- a/klagomål/A 55024-2025 FSC-klagomål.docx
+++ b/klagomål/A 55024-2025 FSC-klagomål.docx
@@ -713,7 +713,7 @@
     <w:r>
       <w:tab/>
       <w:tab/>
-      <w:t>2026-03-24</w:t>
+      <w:t>2026-03-25</w:t>
       <w:br/>
       <w:br/>
     </w:r>

--- a/klagomål/A 55024-2025 FSC-klagomål.docx
+++ b/klagomål/A 55024-2025 FSC-klagomål.docx
@@ -713,7 +713,7 @@
     <w:r>
       <w:tab/>
       <w:tab/>
-      <w:t>2026-03-25</w:t>
+      <w:t>2026-03-26</w:t>
       <w:br/>
       <w:br/>
     </w:r>

--- a/klagomål/A 55024-2025 FSC-klagomål.docx
+++ b/klagomål/A 55024-2025 FSC-klagomål.docx
@@ -713,7 +713,7 @@
     <w:r>
       <w:tab/>
       <w:tab/>
-      <w:t>2026-03-26</w:t>
+      <w:t>2026-03-27</w:t>
       <w:br/>
       <w:br/>
     </w:r>

--- a/klagomål/A 55024-2025 FSC-klagomål.docx
+++ b/klagomål/A 55024-2025 FSC-klagomål.docx
@@ -713,7 +713,7 @@
     <w:r>
       <w:tab/>
       <w:tab/>
-      <w:t>2026-03-27</w:t>
+      <w:t>2026-03-28</w:t>
       <w:br/>
       <w:br/>
     </w:r>

--- a/klagomål/A 55024-2025 FSC-klagomål.docx
+++ b/klagomål/A 55024-2025 FSC-klagomål.docx
@@ -713,7 +713,7 @@
     <w:r>
       <w:tab/>
       <w:tab/>
-      <w:t>2026-03-28</w:t>
+      <w:t>2026-03-29</w:t>
       <w:br/>
       <w:br/>
     </w:r>

--- a/klagomål/A 55024-2025 FSC-klagomål.docx
+++ b/klagomål/A 55024-2025 FSC-klagomål.docx
@@ -713,7 +713,7 @@
     <w:r>
       <w:tab/>
       <w:tab/>
-      <w:t>2026-03-29</w:t>
+      <w:t>2026-03-30</w:t>
       <w:br/>
       <w:br/>
     </w:r>

--- a/klagomål/A 55024-2025 FSC-klagomål.docx
+++ b/klagomål/A 55024-2025 FSC-klagomål.docx
@@ -713,7 +713,7 @@
     <w:r>
       <w:tab/>
       <w:tab/>
-      <w:t>2026-03-30</w:t>
+      <w:t>2026-03-31</w:t>
       <w:br/>
       <w:br/>
     </w:r>

--- a/klagomål/A 55024-2025 FSC-klagomål.docx
+++ b/klagomål/A 55024-2025 FSC-klagomål.docx
@@ -713,7 +713,7 @@
     <w:r>
       <w:tab/>
       <w:tab/>
-      <w:t>2026-03-31</w:t>
+      <w:t>2026-04-01</w:t>
       <w:br/>
       <w:br/>
     </w:r>

--- a/klagomål/A 55024-2025 FSC-klagomål.docx
+++ b/klagomål/A 55024-2025 FSC-klagomål.docx
@@ -713,7 +713,7 @@
     <w:r>
       <w:tab/>
       <w:tab/>
-      <w:t>2026-04-01</w:t>
+      <w:t>2026-04-02</w:t>
       <w:br/>
       <w:br/>
     </w:r>

--- a/klagomål/A 55024-2025 FSC-klagomål.docx
+++ b/klagomål/A 55024-2025 FSC-klagomål.docx
@@ -713,7 +713,7 @@
     <w:r>
       <w:tab/>
       <w:tab/>
-      <w:t>2026-04-02</w:t>
+      <w:t>2026-04-03</w:t>
       <w:br/>
       <w:br/>
     </w:r>

--- a/klagomål/A 55024-2025 FSC-klagomål.docx
+++ b/klagomål/A 55024-2025 FSC-klagomål.docx
@@ -713,7 +713,7 @@
     <w:r>
       <w:tab/>
       <w:tab/>
-      <w:t>2026-04-03</w:t>
+      <w:t>2026-04-04</w:t>
       <w:br/>
       <w:br/>
     </w:r>

--- a/klagomål/A 55024-2025 FSC-klagomål.docx
+++ b/klagomål/A 55024-2025 FSC-klagomål.docx
@@ -713,7 +713,7 @@
     <w:r>
       <w:tab/>
       <w:tab/>
-      <w:t>2026-04-04</w:t>
+      <w:t>2026-04-05</w:t>
       <w:br/>
       <w:br/>
     </w:r>

--- a/klagomål/A 55024-2025 FSC-klagomål.docx
+++ b/klagomål/A 55024-2025 FSC-klagomål.docx
@@ -713,7 +713,7 @@
     <w:r>
       <w:tab/>
       <w:tab/>
-      <w:t>2026-04-14</w:t>
+      <w:t>2026-04-15</w:t>
       <w:br/>
       <w:br/>
     </w:r>

--- a/klagomål/A 55024-2025 FSC-klagomål.docx
+++ b/klagomål/A 55024-2025 FSC-klagomål.docx
@@ -713,7 +713,7 @@
     <w:r>
       <w:tab/>
       <w:tab/>
-      <w:t>2026-04-15</w:t>
+      <w:t>2026-04-16</w:t>
       <w:br/>
       <w:br/>
     </w:r>

--- a/klagomål/A 55024-2025 FSC-klagomål.docx
+++ b/klagomål/A 55024-2025 FSC-klagomål.docx
@@ -713,7 +713,7 @@
     <w:r>
       <w:tab/>
       <w:tab/>
-      <w:t>2026-04-16</w:t>
+      <w:t>2026-04-17</w:t>
       <w:br/>
       <w:br/>
     </w:r>

--- a/klagomål/A 55024-2025 FSC-klagomål.docx
+++ b/klagomål/A 55024-2025 FSC-klagomål.docx
@@ -713,7 +713,7 @@
     <w:r>
       <w:tab/>
       <w:tab/>
-      <w:t>2026-04-17</w:t>
+      <w:t>2026-04-18</w:t>
       <w:br/>
       <w:br/>
     </w:r>

--- a/klagomål/A 55024-2025 FSC-klagomål.docx
+++ b/klagomål/A 55024-2025 FSC-klagomål.docx
@@ -713,7 +713,7 @@
     <w:r>
       <w:tab/>
       <w:tab/>
-      <w:t>2026-04-18</w:t>
+      <w:t>2026-04-19</w:t>
       <w:br/>
       <w:br/>
     </w:r>

--- a/klagomål/A 55024-2025 FSC-klagomål.docx
+++ b/klagomål/A 55024-2025 FSC-klagomål.docx
@@ -713,7 +713,7 @@
     <w:r>
       <w:tab/>
       <w:tab/>
-      <w:t>2026-04-19</w:t>
+      <w:t>2026-04-20</w:t>
       <w:br/>
       <w:br/>
     </w:r>

--- a/klagomål/A 55024-2025 FSC-klagomål.docx
+++ b/klagomål/A 55024-2025 FSC-klagomål.docx
@@ -713,7 +713,7 @@
     <w:r>
       <w:tab/>
       <w:tab/>
-      <w:t>2026-04-20</w:t>
+      <w:t>2026-04-21</w:t>
       <w:br/>
       <w:br/>
     </w:r>

--- a/klagomål/A 55024-2025 FSC-klagomål.docx
+++ b/klagomål/A 55024-2025 FSC-klagomål.docx
@@ -713,7 +713,7 @@
     <w:r>
       <w:tab/>
       <w:tab/>
-      <w:t>2026-04-21</w:t>
+      <w:t>2026-04-22</w:t>
       <w:br/>
       <w:br/>
     </w:r>

--- a/klagomål/A 55024-2025 FSC-klagomål.docx
+++ b/klagomål/A 55024-2025 FSC-klagomål.docx
@@ -713,7 +713,7 @@
     <w:r>
       <w:tab/>
       <w:tab/>
-      <w:t>2026-04-22</w:t>
+      <w:t>2026-04-23</w:t>
       <w:br/>
       <w:br/>
     </w:r>

--- a/klagomål/A 55024-2025 FSC-klagomål.docx
+++ b/klagomål/A 55024-2025 FSC-klagomål.docx
@@ -713,7 +713,7 @@
     <w:r>
       <w:tab/>
       <w:tab/>
-      <w:t>2026-04-23</w:t>
+      <w:t>2026-04-24</w:t>
       <w:br/>
       <w:br/>
     </w:r>

--- a/klagomål/A 55024-2025 FSC-klagomål.docx
+++ b/klagomål/A 55024-2025 FSC-klagomål.docx
@@ -713,7 +713,7 @@
     <w:r>
       <w:tab/>
       <w:tab/>
-      <w:t>2026-04-24</w:t>
+      <w:t>2026-04-25</w:t>
       <w:br/>
       <w:br/>
     </w:r>

--- a/klagomål/A 55024-2025 FSC-klagomål.docx
+++ b/klagomål/A 55024-2025 FSC-klagomål.docx
@@ -713,7 +713,7 @@
     <w:r>
       <w:tab/>
       <w:tab/>
-      <w:t>2026-04-25</w:t>
+      <w:t>2026-04-26</w:t>
       <w:br/>
       <w:br/>
     </w:r>

--- a/klagomål/A 55024-2025 FSC-klagomål.docx
+++ b/klagomål/A 55024-2025 FSC-klagomål.docx
@@ -713,7 +713,7 @@
     <w:r>
       <w:tab/>
       <w:tab/>
-      <w:t>2026-05-16</w:t>
+      <w:t>2026-05-17</w:t>
       <w:br/>
       <w:br/>
     </w:r>
